--- a/reports/project_report.docx
+++ b/reports/project_report.docx
@@ -25,7 +25,7 @@
     </w:p>
     <w:p>
       <w:r>
-        <w:t>Group Name: NST DVA Capstone 2 Team</w:t>
+        <w:t>Group Name: Fino_50 (C-1)</w:t>
       </w:r>
     </w:p>
     <w:p>
